--- a/cv/cv.docx
+++ b/cv/cv.docx
@@ -2154,17 +2154,7 @@
                       <w:szCs w:val="20"/>
                     </w:rPr>
                     <w:br/>
-                    <w:t>Middlesex</w:t>
-                  </w:r>
-                  <w:r>
-                    <w:rPr>
-                      <w:rFonts w:ascii="Palatino" w:hAnsi="Palatino"/>
-                      <w:b/>
-                      <w:bCs/>
-                      <w:sz w:val="20"/>
-                      <w:szCs w:val="20"/>
-                    </w:rPr>
-                    <w:t xml:space="preserve"> </w:t>
+                    <w:t xml:space="preserve">Middlesex </w:t>
                   </w:r>
                   <w:r>
                     <w:rPr>
@@ -2522,23 +2512,7 @@
                       <w:sz w:val="16"/>
                       <w:szCs w:val="16"/>
                     </w:rPr>
-                    <w:t>(¼</w:t>
-                  </w:r>
-                  <w:r>
-                    <w:rPr>
-                      <w:rFonts w:ascii="Palatino" w:hAnsi="Palatino"/>
-                      <w:sz w:val="16"/>
-                      <w:szCs w:val="16"/>
-                    </w:rPr>
-                    <w:t xml:space="preserve"> </w:t>
-                  </w:r>
-                  <w:r>
-                    <w:rPr>
-                      <w:rFonts w:ascii="Palatino" w:hAnsi="Palatino"/>
-                      <w:sz w:val="16"/>
-                      <w:szCs w:val="16"/>
-                    </w:rPr>
-                    <w:t>year)</w:t>
+                    <w:t>(¼ year)</w:t>
                   </w:r>
                 </w:p>
               </w:tc>
@@ -3042,23 +3016,7 @@
                       <w:sz w:val="16"/>
                       <w:szCs w:val="16"/>
                     </w:rPr>
-                    <w:t>(</w:t>
-                  </w:r>
-                  <w:r>
-                    <w:rPr>
-                      <w:rFonts w:ascii="Palatino" w:hAnsi="Palatino"/>
-                      <w:sz w:val="16"/>
-                      <w:szCs w:val="16"/>
-                    </w:rPr>
-                    <w:t>1</w:t>
-                  </w:r>
-                  <w:r>
-                    <w:rPr>
-                      <w:rFonts w:ascii="Palatino" w:hAnsi="Palatino"/>
-                      <w:sz w:val="16"/>
-                      <w:szCs w:val="16"/>
-                    </w:rPr>
-                    <w:t xml:space="preserve"> year)  </w:t>
+                    <w:t xml:space="preserve">(1 year)  </w:t>
                   </w:r>
                 </w:p>
               </w:tc>
@@ -4736,7 +4694,23 @@
                       <w:sz w:val="20"/>
                       <w:szCs w:val="20"/>
                     </w:rPr>
-                    <w:t xml:space="preserve">, C., and So. E. (2026). </w:t>
+                    <w:t>, C., and So. E. (</w:t>
+                  </w:r>
+                  <w:r>
+                    <w:rPr>
+                      <w:rFonts w:ascii="Palatino" w:hAnsi="Palatino"/>
+                      <w:sz w:val="20"/>
+                      <w:szCs w:val="20"/>
+                    </w:rPr>
+                    <w:t>n.d.</w:t>
+                  </w:r>
+                  <w:r>
+                    <w:rPr>
+                      <w:rFonts w:ascii="Palatino" w:hAnsi="Palatino"/>
+                      <w:sz w:val="20"/>
+                      <w:szCs w:val="20"/>
+                    </w:rPr>
+                    <w:t xml:space="preserve">). </w:t>
                   </w:r>
                   <w:r>
                     <w:rPr>
@@ -4839,7 +4813,7 @@
                       <w:sz w:val="20"/>
                       <w:szCs w:val="20"/>
                     </w:rPr>
-                    <w:t xml:space="preserve"> ISPRS Journal of Photogrammetry and Remote Sensing, Special Issue</w:t>
+                    <w:t xml:space="preserve"> </w:t>
                   </w:r>
                   <w:r>
                     <w:rPr>
@@ -4849,59 +4823,7 @@
                       <w:sz w:val="20"/>
                       <w:szCs w:val="20"/>
                     </w:rPr>
-                    <w:t xml:space="preserve"> on </w:t>
-                  </w:r>
-                  <w:r>
-                    <w:rPr>
-                      <w:rFonts w:ascii="Palatino" w:hAnsi="Palatino"/>
-                      <w:i/>
-                      <w:iCs/>
-                      <w:sz w:val="20"/>
-                      <w:szCs w:val="20"/>
-                    </w:rPr>
-                    <w:t xml:space="preserve">Interpretability and </w:t>
-                  </w:r>
-                  <w:r>
-                    <w:rPr>
-                      <w:rFonts w:ascii="Palatino" w:hAnsi="Palatino"/>
-                      <w:i/>
-                      <w:iCs/>
-                      <w:sz w:val="20"/>
-                      <w:szCs w:val="20"/>
-                    </w:rPr>
-                    <w:t>E</w:t>
-                  </w:r>
-                  <w:r>
-                    <w:rPr>
-                      <w:rFonts w:ascii="Palatino" w:hAnsi="Palatino"/>
-                      <w:i/>
-                      <w:iCs/>
-                      <w:sz w:val="20"/>
-                      <w:szCs w:val="20"/>
-                    </w:rPr>
-                    <w:t xml:space="preserve">xplainability in </w:t>
-                  </w:r>
-                  <w:proofErr w:type="spellStart"/>
-                  <w:r>
-                    <w:rPr>
-                      <w:rFonts w:ascii="Palatino" w:hAnsi="Palatino"/>
-                      <w:i/>
-                      <w:iCs/>
-                      <w:sz w:val="20"/>
-                      <w:szCs w:val="20"/>
-                    </w:rPr>
-                    <w:t>GeoAI</w:t>
-                  </w:r>
-                  <w:proofErr w:type="spellEnd"/>
-                  <w:r>
-                    <w:rPr>
-                      <w:rFonts w:ascii="Palatino" w:hAnsi="Palatino"/>
-                      <w:i/>
-                      <w:iCs/>
-                      <w:sz w:val="20"/>
-                      <w:szCs w:val="20"/>
-                    </w:rPr>
-                    <w:t xml:space="preserve"> for Geospatial Science and Earth Observations</w:t>
+                    <w:t>Remote Sensing of Environment</w:t>
                   </w:r>
                   <w:r>
                     <w:rPr>
@@ -6075,6 +5997,18 @@
                     </w:rPr>
                     <w:t>Philippines, May 21, 2021.</w:t>
                   </w:r>
+                </w:p>
+                <w:p>
+                  <w:pPr>
+                    <w:pStyle w:val="ListParagraph"/>
+                    <w:spacing w:before="60"/>
+                    <w:ind w:left="582"/>
+                    <w:rPr>
+                      <w:rFonts w:ascii="Palatino" w:hAnsi="Palatino"/>
+                      <w:sz w:val="20"/>
+                      <w:szCs w:val="20"/>
+                    </w:rPr>
+                  </w:pPr>
                 </w:p>
               </w:tc>
             </w:tr>
@@ -7478,6 +7412,83 @@
               <w:gridCol w:w="957"/>
               <w:gridCol w:w="8287"/>
             </w:tblGrid>
+            <w:tr>
+              <w:tc>
+                <w:tcPr>
+                  <w:tcW w:w="957" w:type="dxa"/>
+                </w:tcPr>
+                <w:p>
+                  <w:pPr>
+                    <w:spacing w:before="50"/>
+                    <w:jc w:val="right"/>
+                    <w:rPr>
+                      <w:rFonts w:ascii="Palatino" w:hAnsi="Palatino"/>
+                      <w:sz w:val="20"/>
+                      <w:szCs w:val="20"/>
+                    </w:rPr>
+                  </w:pPr>
+                  <w:r>
+                    <w:rPr>
+                      <w:rFonts w:ascii="Palatino" w:hAnsi="Palatino"/>
+                      <w:sz w:val="20"/>
+                      <w:szCs w:val="20"/>
+                    </w:rPr>
+                    <w:t>2026-27</w:t>
+                  </w:r>
+                </w:p>
+              </w:tc>
+              <w:tc>
+                <w:tcPr>
+                  <w:tcW w:w="8287" w:type="dxa"/>
+                </w:tcPr>
+                <w:p>
+                  <w:pPr>
+                    <w:spacing w:before="50"/>
+                    <w:rPr>
+                      <w:rFonts w:ascii="Palatino" w:hAnsi="Palatino"/>
+                      <w:sz w:val="20"/>
+                      <w:szCs w:val="20"/>
+                    </w:rPr>
+                  </w:pPr>
+                  <w:r>
+                    <w:rPr>
+                      <w:rFonts w:ascii="Palatino" w:hAnsi="Palatino"/>
+                      <w:sz w:val="20"/>
+                      <w:szCs w:val="20"/>
+                    </w:rPr>
+                    <w:t>Session Convener,</w:t>
+                  </w:r>
+                  <w:r>
+                    <w:rPr>
+                      <w:rFonts w:ascii="Palatino" w:hAnsi="Palatino"/>
+                      <w:i/>
+                      <w:iCs/>
+                      <w:sz w:val="20"/>
+                      <w:szCs w:val="20"/>
+                    </w:rPr>
+                    <w:t xml:space="preserve"> European Geosciences Union 2027</w:t>
+                  </w:r>
+                  <w:r>
+                    <w:rPr>
+                      <w:rFonts w:ascii="Palatino" w:hAnsi="Palatino"/>
+                      <w:sz w:val="20"/>
+                      <w:szCs w:val="20"/>
+                    </w:rPr>
+                    <w:t xml:space="preserve">, </w:t>
+                  </w:r>
+                  <w:r>
+                    <w:rPr>
+                      <w:rFonts w:ascii="Palatino" w:hAnsi="Palatino"/>
+                      <w:i/>
+                      <w:iCs/>
+                      <w:sz w:val="20"/>
+                      <w:szCs w:val="20"/>
+                    </w:rPr>
+                    <w:t>Exposure modeling for natural hazards</w:t>
+                  </w:r>
+                </w:p>
+              </w:tc>
+            </w:tr>
             <w:tr>
               <w:tc>
                 <w:tcPr>
